--- a/back/laravel-api/templates-word/(Plantilla impersonal) Carta 90 faltes (majors d_edat).docx
+++ b/back/laravel-api/templates-word/(Plantilla impersonal) Carta 90 faltes (majors d_edat).docx
@@ -79,6 +79,7 @@
     </w:p>
     <w:p xmlns:wp14="http://schemas.microsoft.com/office/word/2010/wordml" wp14:textId="4660EBA1">
       <w:pPr>
+        <w:pStyle w:val="Normal"/>
         <w:widowControl w:val="1"/>
         <w:spacing w:before="240" w:after="240" w:lineRule="auto"/>
         <w:jc w:val="both"/>
@@ -101,20 +102,12 @@
       <w:r>
         <w:rPr>
           <w:rFonts w:ascii="Arial" w:hAnsi="Arial" w:eastAsia="Arial" w:cs="Arial"/>
-          <w:sz w:val="26"/>
-          <w:szCs w:val="26"/>
-        </w:rPr>
-        <w:t>${</w:t>
-      </w:r>
-      <w:r>
-        <w:rPr>
-          <w:rFonts w:ascii="Arial" w:hAnsi="Arial" w:eastAsia="Arial" w:cs="Arial"/>
           <w:b w:val="1"/>
           <w:bCs w:val="1"/>
           <w:sz w:val="26"/>
           <w:szCs w:val="26"/>
         </w:rPr>
-        <w:t>#Hores</w:t>
+        <w:t>${</w:t>
       </w:r>
       <w:r>
         <w:rPr>
@@ -124,7 +117,7 @@
           <w:sz w:val="26"/>
           <w:szCs w:val="26"/>
         </w:rPr>
-        <w:t>}</w:t>
+        <w:t>#Hores</w:t>
       </w:r>
       <w:r>
         <w:rPr>
@@ -134,7 +127,27 @@
           <w:sz w:val="26"/>
           <w:szCs w:val="26"/>
         </w:rPr>
-        <w:t xml:space="preserve"> hores de faltes no justificades.</w:t>
+        <w:t>}</w:t>
+      </w:r>
+      <w:r>
+        <w:rPr>
+          <w:rFonts w:ascii="Arial" w:hAnsi="Arial" w:eastAsia="Arial" w:cs="Arial"/>
+          <w:b w:val="1"/>
+          <w:bCs w:val="1"/>
+          <w:sz w:val="26"/>
+          <w:szCs w:val="26"/>
+        </w:rPr>
+        <w:t xml:space="preserve"> hores de faltes no justificades</w:t>
+      </w:r>
+      <w:r>
+        <w:rPr>
+          <w:rFonts w:ascii="Arial" w:hAnsi="Arial" w:eastAsia="Arial" w:cs="Arial"/>
+          <w:b w:val="1"/>
+          <w:bCs w:val="1"/>
+          <w:sz w:val="26"/>
+          <w:szCs w:val="26"/>
+        </w:rPr>
+        <w:t>.</w:t>
       </w:r>
     </w:p>
     <w:p xmlns:wp14="http://schemas.microsoft.com/office/word/2010/wordml" wp14:textId="77777777">
@@ -165,7 +178,7 @@
           <w:ilvl w:val="0"/>
           <w:numId w:val="1"/>
         </w:numPr>
-        <w:spacing w:before="240" w:after="0" w:afterAutospacing="0" w:lineRule="auto"/>
+        <w:spacing w:before="240" w:after="0" w:afterAutospacing="off" w:lineRule="auto"/>
         <w:ind w:left="720" w:hanging="360"/>
         <w:jc w:val="both"/>
         <w:rPr>
@@ -180,7 +193,6 @@
           <w:rFonts w:ascii="Arial" w:hAnsi="Arial" w:eastAsia="Arial" w:cs="Arial"/>
           <w:sz w:val="26"/>
           <w:szCs w:val="26"/>
-          <w:rtl w:val="0"/>
         </w:rPr>
         <w:t xml:space="preserve">aquest centre imparteix estudis en modalitat presencial basada en l’avaluació contínua, per la qual cosa </w:t>
       </w:r>
@@ -191,7 +203,6 @@
           <w:bCs w:val="1"/>
           <w:sz w:val="26"/>
           <w:szCs w:val="26"/>
-          <w:rtl w:val="0"/>
         </w:rPr>
         <w:t xml:space="preserve">l’assistència</w:t>
       </w:r>
@@ -200,7 +211,6 @@
           <w:rFonts w:ascii="Arial" w:hAnsi="Arial" w:eastAsia="Arial" w:cs="Arial"/>
           <w:sz w:val="26"/>
           <w:szCs w:val="26"/>
-          <w:rtl w:val="0"/>
         </w:rPr>
         <w:t xml:space="preserve"> a les activitats lectives (al centre o fora) és</w:t>
       </w:r>
@@ -211,18 +221,8 @@
           <w:bCs w:val="1"/>
           <w:sz w:val="26"/>
           <w:szCs w:val="26"/>
-          <w:rtl w:val="0"/>
         </w:rPr>
         <w:t xml:space="preserve"> obligatòria i necessària.</w:t>
-      </w:r>
-      <w:r>
-        <w:rPr>
-          <w:rFonts w:ascii="Arial" w:hAnsi="Arial" w:eastAsia="Arial" w:cs="Arial"/>
-          <w:sz w:val="26"/>
-          <w:szCs w:val="26"/>
-          <w:rtl w:val="0"/>
-        </w:rPr>
-        <w:br w:type="textWrapping"/>
       </w:r>
     </w:p>
     <w:p xmlns:wp14="http://schemas.microsoft.com/office/word/2010/wordml" wp14:textId="77777777">
@@ -288,117 +288,270 @@
           <w:rFonts w:ascii="Arial" w:hAnsi="Arial" w:eastAsia="Arial" w:cs="Arial"/>
           <w:sz w:val="26"/>
           <w:szCs w:val="26"/>
-          <w:rtl w:val="0"/>
-        </w:rPr>
-        <w:t xml:space="preserve">Atentament,</w:t>
+        </w:rPr>
+        <w:t>Atentament,</w:t>
       </w:r>
     </w:p>
-    <w:p xmlns:wp14="http://schemas.microsoft.com/office/word/2010/wordml" wp14:textId="7EDD7368">
-      <w:pPr>
-        <w:widowControl w:val="1"/>
-        <w:spacing w:before="240" w:after="240" w:lineRule="auto"/>
+    <w:tbl>
+      <w:tblPr>
+        <w:tblW w:w="9630" w:type="dxa"/>
+        <w:tblLook w:val="06A0" w:firstRow="1" w:lastRow="0" w:firstColumn="1" w:lastColumn="0" w:noHBand="1" w:noVBand="1"/>
+      </w:tblPr>
+      <w:tblGrid>
+        <w:gridCol w:w="4815"/>
+        <w:gridCol w:w="4815"/>
+      </w:tblGrid>
+      <w:tr>
+        <w:trPr>
+          <w:trHeight w:val="300"/>
+        </w:trPr>
+        <w:tc>
+          <w:tcPr>
+            <w:tcW w:w="4815" w:type="dxa"/>
+            <w:tcBorders>
+              <w:top w:val="nil"/>
+              <w:left w:val="nil"/>
+              <w:bottom w:val="nil"/>
+              <w:right w:val="nil"/>
+            </w:tcBorders>
+            <w:tcMar>
+              <w:left w:w="90" w:type="dxa"/>
+              <w:right w:w="90" w:type="dxa"/>
+            </w:tcMar>
+            <w:vAlign w:val="top"/>
+          </w:tcPr>
+          <w:p>
+            <w:pPr>
+              <w:bidi w:val="0"/>
+              <w:rPr>
+                <w:rFonts w:ascii="Arial" w:hAnsi="Arial" w:eastAsia="Arial" w:cs="Arial"/>
+                <w:b w:val="0"/>
+                <w:bCs w:val="0"/>
+                <w:i w:val="0"/>
+                <w:iCs w:val="0"/>
+                <w:caps w:val="0"/>
+                <w:smallCaps w:val="0"/>
+                <w:color w:val="000000" w:themeColor="text1" w:themeTint="FF" w:themeShade="FF"/>
+                <w:sz w:val="26"/>
+                <w:szCs w:val="26"/>
+              </w:rPr>
+            </w:pPr>
+            <w:r>
+              <w:rPr>
+                <w:rFonts w:ascii="Arial" w:hAnsi="Arial" w:eastAsia="Arial" w:cs="Arial"/>
+                <w:b w:val="0"/>
+                <w:bCs w:val="0"/>
+                <w:i w:val="0"/>
+                <w:iCs w:val="0"/>
+                <w:caps w:val="0"/>
+                <w:smallCaps w:val="0"/>
+                <w:color w:val="000000" w:themeColor="text1" w:themeTint="FF" w:themeShade="FF"/>
+                <w:sz w:val="26"/>
+                <w:szCs w:val="26"/>
+                <w:lang w:val="en-US"/>
+              </w:rPr>
+              <w:t>${NomCognomDireccio}</w:t>
+            </w:r>
+          </w:p>
+        </w:tc>
+        <w:tc>
+          <w:tcPr>
+            <w:tcW w:w="4815" w:type="dxa"/>
+            <w:tcBorders>
+              <w:top w:val="nil"/>
+              <w:left w:val="nil"/>
+              <w:bottom w:val="nil"/>
+              <w:right w:val="nil"/>
+            </w:tcBorders>
+            <w:tcMar>
+              <w:left w:w="90" w:type="dxa"/>
+              <w:right w:w="90" w:type="dxa"/>
+            </w:tcMar>
+            <w:vAlign w:val="top"/>
+          </w:tcPr>
+          <w:p>
+            <w:pPr>
+              <w:bidi w:val="0"/>
+              <w:rPr>
+                <w:rFonts w:ascii="Arial" w:hAnsi="Arial" w:eastAsia="Arial" w:cs="Arial"/>
+                <w:b w:val="0"/>
+                <w:bCs w:val="0"/>
+                <w:i w:val="0"/>
+                <w:iCs w:val="0"/>
+                <w:caps w:val="0"/>
+                <w:smallCaps w:val="0"/>
+                <w:color w:val="000000" w:themeColor="text1" w:themeTint="FF" w:themeShade="FF"/>
+                <w:sz w:val="26"/>
+                <w:szCs w:val="26"/>
+              </w:rPr>
+            </w:pPr>
+            <w:r>
+              <w:rPr>
+                <w:rFonts w:ascii="Arial" w:hAnsi="Arial" w:eastAsia="Arial" w:cs="Arial"/>
+                <w:b w:val="0"/>
+                <w:bCs w:val="0"/>
+                <w:i w:val="0"/>
+                <w:iCs w:val="0"/>
+                <w:caps w:val="0"/>
+                <w:smallCaps w:val="0"/>
+                <w:color w:val="000000" w:themeColor="text1" w:themeTint="FF" w:themeShade="FF"/>
+                <w:sz w:val="26"/>
+                <w:szCs w:val="26"/>
+                <w:lang w:val="en-US"/>
+              </w:rPr>
+              <w:t>${Tutor}</w:t>
+            </w:r>
+          </w:p>
+        </w:tc>
+      </w:tr>
+      <w:tr>
+        <w:trPr>
+          <w:trHeight w:val="300"/>
+        </w:trPr>
+        <w:tc>
+          <w:tcPr>
+            <w:tcW w:w="4815" w:type="dxa"/>
+            <w:tcBorders>
+              <w:top w:val="nil"/>
+              <w:left w:val="nil"/>
+              <w:bottom w:val="nil"/>
+              <w:right w:val="nil"/>
+            </w:tcBorders>
+            <w:tcMar>
+              <w:left w:w="90" w:type="dxa"/>
+              <w:right w:w="90" w:type="dxa"/>
+            </w:tcMar>
+            <w:vAlign w:val="top"/>
+          </w:tcPr>
+          <w:p>
+            <w:pPr>
+              <w:bidi w:val="0"/>
+              <w:rPr>
+                <w:rFonts w:ascii="Arial" w:hAnsi="Arial" w:eastAsia="Arial" w:cs="Arial"/>
+                <w:b w:val="0"/>
+                <w:bCs w:val="0"/>
+                <w:i w:val="0"/>
+                <w:iCs w:val="0"/>
+                <w:caps w:val="0"/>
+                <w:smallCaps w:val="0"/>
+                <w:color w:val="000000" w:themeColor="text1" w:themeTint="FF" w:themeShade="FF"/>
+                <w:sz w:val="26"/>
+                <w:szCs w:val="26"/>
+              </w:rPr>
+            </w:pPr>
+            <w:r>
+              <w:rPr>
+                <w:rFonts w:ascii="Arial" w:hAnsi="Arial" w:eastAsia="Arial" w:cs="Arial"/>
+                <w:b w:val="0"/>
+                <w:bCs w:val="0"/>
+                <w:i w:val="0"/>
+                <w:iCs w:val="0"/>
+                <w:caps w:val="0"/>
+                <w:smallCaps w:val="0"/>
+                <w:color w:val="000000" w:themeColor="text1" w:themeTint="FF" w:themeShade="FF"/>
+                <w:sz w:val="26"/>
+                <w:szCs w:val="26"/>
+                <w:lang w:val="ca"/>
+              </w:rPr>
+              <w:t>Direcció</w:t>
+            </w:r>
+          </w:p>
+        </w:tc>
+        <w:tc>
+          <w:tcPr>
+            <w:tcW w:w="4815" w:type="dxa"/>
+            <w:tcBorders>
+              <w:top w:val="nil"/>
+              <w:left w:val="nil"/>
+              <w:bottom w:val="nil"/>
+              <w:right w:val="nil"/>
+            </w:tcBorders>
+            <w:tcMar>
+              <w:left w:w="90" w:type="dxa"/>
+              <w:right w:w="90" w:type="dxa"/>
+            </w:tcMar>
+            <w:vAlign w:val="top"/>
+          </w:tcPr>
+          <w:p>
+            <w:pPr>
+              <w:widowControl w:val="1"/>
+              <w:bidi w:val="0"/>
+              <w:spacing w:before="0" w:beforeAutospacing="off" w:after="0" w:afterAutospacing="off" w:line="259" w:lineRule="auto"/>
+              <w:ind w:left="0" w:right="0"/>
+              <w:jc w:val="left"/>
+              <w:rPr>
+                <w:rFonts w:ascii="Arial" w:hAnsi="Arial" w:eastAsia="Arial" w:cs="Arial"/>
+                <w:b w:val="0"/>
+                <w:bCs w:val="0"/>
+                <w:i w:val="0"/>
+                <w:iCs w:val="0"/>
+                <w:caps w:val="0"/>
+                <w:smallCaps w:val="0"/>
+                <w:color w:val="000000" w:themeColor="text1" w:themeTint="FF" w:themeShade="FF"/>
+                <w:sz w:val="26"/>
+                <w:szCs w:val="26"/>
+              </w:rPr>
+            </w:pPr>
+            <w:r>
+              <w:rPr>
+                <w:rFonts w:ascii="Arial" w:hAnsi="Arial" w:eastAsia="Arial" w:cs="Arial"/>
+                <w:b w:val="0"/>
+                <w:bCs w:val="0"/>
+                <w:i w:val="1"/>
+                <w:iCs w:val="1"/>
+                <w:caps w:val="0"/>
+                <w:smallCaps w:val="0"/>
+                <w:color w:val="000000" w:themeColor="text1" w:themeTint="FF" w:themeShade="FF"/>
+                <w:sz w:val="26"/>
+                <w:szCs w:val="26"/>
+                <w:lang w:val="ca"/>
+              </w:rPr>
+              <w:t xml:space="preserve">Tutoria </w:t>
+            </w:r>
+            <w:r>
+              <w:rPr>
+                <w:rFonts w:ascii="Arial" w:hAnsi="Arial" w:eastAsia="Arial" w:cs="Arial"/>
+                <w:b w:val="0"/>
+                <w:bCs w:val="0"/>
+                <w:i w:val="0"/>
+                <w:iCs w:val="0"/>
+                <w:caps w:val="0"/>
+                <w:smallCaps w:val="0"/>
+                <w:color w:val="000000" w:themeColor="text1" w:themeTint="FF" w:themeShade="FF"/>
+                <w:sz w:val="26"/>
+                <w:szCs w:val="26"/>
+                <w:lang w:val="ca"/>
+              </w:rPr>
+              <w:t>del</w:t>
+            </w:r>
+            <w:r>
+              <w:rPr>
+                <w:rFonts w:ascii="Arial" w:hAnsi="Arial" w:eastAsia="Arial" w:cs="Arial"/>
+                <w:b w:val="0"/>
+                <w:bCs w:val="0"/>
+                <w:i w:val="1"/>
+                <w:iCs w:val="1"/>
+                <w:caps w:val="0"/>
+                <w:smallCaps w:val="0"/>
+                <w:color w:val="000000" w:themeColor="text1" w:themeTint="FF" w:themeShade="FF"/>
+                <w:sz w:val="26"/>
+                <w:szCs w:val="26"/>
+                <w:lang w:val="ca"/>
+              </w:rPr>
+              <w:t xml:space="preserve"> curs ${CursCicleGrup}</w:t>
+            </w:r>
+          </w:p>
+        </w:tc>
+      </w:tr>
+    </w:tbl>
+    <w:p xmlns:wp14="http://schemas.microsoft.com/office/word/2010/wordml" wp14:textId="781C1B08">
+      <w:pPr>
+        <w:pStyle w:val="Normal"/>
+        <w:suppressLineNumbers w:val="0"/>
+        <w:bidi w:val="0"/>
+        <w:spacing w:before="240" w:beforeAutospacing="off" w:after="240" w:afterAutospacing="off" w:line="259" w:lineRule="auto"/>
+        <w:ind w:left="0" w:right="0"/>
         <w:jc w:val="both"/>
-        <w:rPr>
-          <w:rFonts w:ascii="Arial" w:hAnsi="Arial" w:eastAsia="Arial" w:cs="Arial"/>
-          <w:sz w:val="26"/>
-          <w:szCs w:val="26"/>
-          <w:rtl w:val="0"/>
-          <w:lang w:val="en-US"/>
-        </w:rPr>
-      </w:pPr>
-      <w:r>
-        <w:rPr>
-          <w:rFonts w:ascii="Arial" w:hAnsi="Arial" w:eastAsia="Arial" w:cs="Arial"/>
-          <w:sz w:val="26"/>
-          <w:szCs w:val="26"/>
-          <w:lang w:val="en-US"/>
-        </w:rPr>
-        <w:t>$</w:t>
-      </w:r>
-      <w:r>
-        <w:rPr>
-          <w:rFonts w:ascii="Arial" w:hAnsi="Arial" w:eastAsia="Arial" w:cs="Arial"/>
-          <w:sz w:val="26"/>
-          <w:szCs w:val="26"/>
-          <w:lang w:val="en-US"/>
-        </w:rPr>
-        <w:t>{</w:t>
-      </w:r>
-      <w:r>
-        <w:rPr>
-          <w:rFonts w:ascii="Arial" w:hAnsi="Arial" w:eastAsia="Arial" w:cs="Arial"/>
-          <w:sz w:val="26"/>
-          <w:szCs w:val="26"/>
-          <w:lang w:val="en-US"/>
-        </w:rPr>
-        <w:t>NomCognomDirecció</w:t>
-      </w:r>
-      <w:r>
-        <w:rPr>
-          <w:rFonts w:ascii="Arial" w:hAnsi="Arial" w:eastAsia="Arial" w:cs="Arial"/>
-          <w:sz w:val="26"/>
-          <w:szCs w:val="26"/>
-          <w:lang w:val="en-US"/>
-        </w:rPr>
-        <w:t>}</w:t>
-      </w:r>
-      <w:r>
-        <w:rPr>
-          <w:rFonts w:ascii="Arial" w:hAnsi="Arial" w:eastAsia="Arial" w:cs="Arial"/>
-          <w:sz w:val="26"/>
-          <w:szCs w:val="26"/>
-          <w:lang w:val="en-US"/>
-        </w:rPr>
-        <w:t xml:space="preserve">                                 </w:t>
-      </w:r>
-      <w:r>
-        <w:rPr>
-          <w:rFonts w:ascii="Arial" w:hAnsi="Arial" w:eastAsia="Arial" w:cs="Arial"/>
-          <w:sz w:val="26"/>
-          <w:szCs w:val="26"/>
-          <w:lang w:val="en-US"/>
-        </w:rPr>
-        <w:t xml:space="preserve"> </w:t>
-      </w:r>
-      <w:r>
-        <w:rPr>
-          <w:rFonts w:ascii="Arial" w:hAnsi="Arial" w:eastAsia="Arial" w:cs="Arial"/>
-          <w:sz w:val="26"/>
-          <w:szCs w:val="26"/>
-          <w:lang w:val="en-US"/>
-        </w:rPr>
-        <w:t>${</w:t>
-      </w:r>
-      <w:r>
-        <w:rPr>
-          <w:rFonts w:ascii="Arial" w:hAnsi="Arial" w:eastAsia="Arial" w:cs="Arial"/>
-          <w:sz w:val="26"/>
-          <w:szCs w:val="26"/>
-          <w:lang w:val="en-US"/>
-        </w:rPr>
-        <w:t>Tutor}</w:t>
-      </w:r>
-    </w:p>
-    <w:p xmlns:wp14="http://schemas.microsoft.com/office/word/2010/wordml" wp14:textId="781C1B08">
-      <w:pPr>
-        <w:widowControl w:val="1"/>
-        <w:spacing w:before="240" w:after="240" w:lineRule="auto"/>
-        <w:jc w:val="both"/>
-        <w:rPr>
-          <w:rFonts w:ascii="Arial" w:hAnsi="Arial" w:eastAsia="Arial" w:cs="Arial"/>
-          <w:sz w:val="26"/>
-          <w:szCs w:val="26"/>
-        </w:rPr>
-      </w:pPr>
-      <w:r>
-        <w:rPr>
-          <w:rFonts w:ascii="Arial" w:hAnsi="Arial" w:eastAsia="Arial" w:cs="Arial"/>
-          <w:sz w:val="26"/>
-          <w:szCs w:val="26"/>
-        </w:rPr>
-        <w:t xml:space="preserve">Direcció                                                         </w:t>
-      </w:r>
-      <w:r>
         <w:rPr>
           <w:rFonts w:ascii="Arial" w:hAnsi="Arial" w:eastAsia="Arial" w:cs="Arial"/>
           <w:i w:val="1"/>
@@ -406,37 +559,14 @@
           <w:sz w:val="26"/>
           <w:szCs w:val="26"/>
         </w:rPr>
-        <w:t xml:space="preserve">Tutoria del curs </w:t>
-      </w:r>
-      <w:r>
-        <w:rPr>
-          <w:rFonts w:ascii="Arial" w:hAnsi="Arial" w:eastAsia="Arial" w:cs="Arial"/>
-          <w:i w:val="1"/>
-          <w:iCs w:val="1"/>
-          <w:sz w:val="26"/>
-          <w:szCs w:val="26"/>
-        </w:rPr>
-        <w:t xml:space="preserve">${</w:t>
-      </w:r>
-      <w:r>
-        <w:rPr>
-          <w:rFonts w:ascii="Arial" w:hAnsi="Arial" w:eastAsia="Arial" w:cs="Arial"/>
-          <w:i w:val="1"/>
-          <w:iCs w:val="1"/>
-          <w:sz w:val="26"/>
-          <w:szCs w:val="26"/>
-        </w:rPr>
-        <w:t xml:space="preserve">CursCicleGrup</w:t>
-      </w:r>
-      <w:r>
-        <w:rPr>
-          <w:rFonts w:ascii="Arial" w:hAnsi="Arial" w:eastAsia="Arial" w:cs="Arial"/>
-          <w:i w:val="1"/>
-          <w:iCs w:val="1"/>
-          <w:sz w:val="26"/>
-          <w:szCs w:val="26"/>
-        </w:rPr>
-        <w:t xml:space="preserve">}</w:t>
+      </w:pPr>
+      <w:r>
+        <w:rPr>
+          <w:rFonts w:ascii="Arial" w:hAnsi="Arial" w:eastAsia="Arial" w:cs="Arial"/>
+          <w:sz w:val="26"/>
+          <w:szCs w:val="26"/>
+        </w:rPr>
+        <w:t xml:space="preserve">                                               </w:t>
       </w:r>
       <w:r>
         <w:rPr>
@@ -444,41 +574,7 @@
         </w:rPr>
       </w:r>
     </w:p>
-    <w:p xmlns:wp14="http://schemas.microsoft.com/office/word/2010/wordml" wp14:textId="77777777">
-      <w:pPr>
-        <w:widowControl w:val="1"/>
-        <w:spacing w:before="240" w:after="240" w:lineRule="auto"/>
-        <w:jc w:val="both"/>
-        <w:rPr>
-          <w:rFonts w:ascii="Arial" w:hAnsi="Arial" w:eastAsia="Arial" w:cs="Arial"/>
-          <w:sz w:val="26"/>
-          <w:szCs w:val="26"/>
-        </w:rPr>
-      </w:pPr>
-      <w:r>
-        <w:rPr>
-          <w:rtl w:val="0"/>
-        </w:rPr>
-      </w:r>
-    </w:p>
-    <w:p xmlns:wp14="http://schemas.microsoft.com/office/word/2010/wordml" wp14:textId="77777777">
-      <w:pPr>
-        <w:widowControl w:val="1"/>
-        <w:spacing w:before="240" w:after="240" w:lineRule="auto"/>
-        <w:jc w:val="both"/>
-        <w:rPr>
-          <w:rFonts w:ascii="Arial" w:hAnsi="Arial" w:eastAsia="Arial" w:cs="Arial"/>
-          <w:sz w:val="26"/>
-          <w:szCs w:val="26"/>
-        </w:rPr>
-      </w:pPr>
-      <w:r>
-        <w:rPr>
-          <w:rtl w:val="0"/>
-        </w:rPr>
-      </w:r>
-    </w:p>
-    <w:p xmlns:wp14="http://schemas.microsoft.com/office/word/2010/wordml" wp14:textId="370BDF9A">
+    <w:p xmlns:wp14="http://schemas.microsoft.com/office/word/2010/wordml" wp14:textId="49228233">
       <w:pPr>
         <w:pStyle w:val="Normal"/>
         <w:widowControl w:val="1"/>
@@ -694,11 +790,6 @@
         <w:szCs w:val="22"/>
       </w:rPr>
     </w:pPr>
-    <w:r>
-      <w:rPr>
-        <w:rtl w:val="0"/>
-      </w:rPr>
-    </w:r>
   </w:p>
   <w:p xmlns:wp14="http://schemas.microsoft.com/office/word/2010/wordml" wp14:textId="77777777">
     <w:pPr>
@@ -710,32 +801,23 @@
         <w:szCs w:val="22"/>
       </w:rPr>
     </w:pPr>
-    <w:r>
-      <w:rPr>
-        <w:rtl w:val="0"/>
-      </w:rPr>
-    </w:r>
   </w:p>
   <w:tbl>
     <w:tblPr>
       <w:tblStyle w:val="Table1"/>
-      <w:tblW w:w="9570.0" w:type="dxa"/>
+      <w:tblW w:w="9570" w:type="dxa"/>
       <w:jc w:val="left"/>
       <w:tblInd w:w="-289.0" w:type="dxa"/>
       <w:tblLayout w:type="fixed"/>
       <w:tblLook w:val="0000"/>
+      <w:tblPrChange w:author="" w:id="222773226">
+        <w:tblPr/>
+      </w:tblPrChange>
     </w:tblPr>
     <w:tblGrid>
       <w:gridCol w:w="1409"/>
       <w:gridCol w:w="7155"/>
       <w:gridCol w:w="1006"/>
-      <w:tblGridChange w:id="0">
-        <w:tblGrid>
-          <w:gridCol w:w="1409"/>
-          <w:gridCol w:w="7155"/>
-          <w:gridCol w:w="1006"/>
-        </w:tblGrid>
-      </w:tblGridChange>
     </w:tblGrid>
     <w:tr xmlns:wp14="http://schemas.microsoft.com/office/word/2010/wordml" wp14:textId="77777777">
       <w:trPr>
@@ -744,7 +826,8 @@
       </w:trPr>
       <w:tc>
         <w:tcPr>
-          <w:shd w:val="clear" w:fill="auto"/>
+          <w:shd w:val="clear" w:color="auto" w:fill="auto"/>
+          <w:tcMar/>
         </w:tcPr>
         <w:p wp14:textId="77777777">
           <w:pPr>
@@ -753,7 +836,6 @@
               <w:tab w:val="right" w:leader="none" w:pos="8306"/>
             </w:tabs>
             <w:ind w:left="0" w:right="0" w:firstLine="0"/>
-            <w:rPr/>
           </w:pPr>
           <w:r>
             <w:rPr/>
@@ -799,7 +881,8 @@
       </w:tc>
       <w:tc>
         <w:tcPr>
-          <w:shd w:val="clear" w:fill="auto"/>
+          <w:shd w:val="clear" w:color="auto" w:fill="auto"/>
+          <w:tcMar/>
         </w:tcPr>
         <w:p wp14:textId="77777777">
           <w:pPr>
@@ -810,16 +893,12 @@
               <w:szCs w:val="14"/>
             </w:rPr>
           </w:pPr>
-          <w:r>
-            <w:rPr>
-              <w:rtl w:val="0"/>
-            </w:rPr>
-          </w:r>
         </w:p>
       </w:tc>
       <w:tc>
         <w:tcPr>
-          <w:shd w:val="clear" w:fill="auto"/>
+          <w:shd w:val="clear" w:color="auto" w:fill="auto"/>
+          <w:tcMar/>
         </w:tcPr>
         <w:p wp14:textId="77777777">
           <w:pPr>
@@ -835,11 +914,6 @@
               <w:szCs w:val="22"/>
             </w:rPr>
           </w:pPr>
-          <w:r>
-            <w:rPr>
-              <w:rtl w:val="0"/>
-            </w:rPr>
-          </w:r>
         </w:p>
       </w:tc>
     </w:tr>
@@ -883,8 +957,10 @@
         <w:bCs w:val="0"/>
         <w:i w:val="0"/>
         <w:iCs w:val="0"/>
+        <w:caps w:val="0"/>
         <w:smallCaps w:val="0"/>
         <w:strike w:val="0"/>
+        <w:dstrike w:val="0"/>
         <w:color w:val="000000"/>
         <w:sz w:val="24"/>
         <w:szCs w:val="24"/>
@@ -892,11 +968,6 @@
         <w:vertAlign w:val="baseline"/>
       </w:rPr>
     </w:pPr>
-    <w:r>
-      <w:rPr>
-        <w:rtl w:val="0"/>
-      </w:rPr>
-    </w:r>
   </w:p>
   <w:p xmlns:wp14="http://schemas.microsoft.com/office/word/2010/wordml" wp14:textId="77777777">
     <w:pPr>
@@ -916,8 +987,10 @@
         <w:bCs w:val="0"/>
         <w:i w:val="0"/>
         <w:iCs w:val="0"/>
+        <w:caps w:val="0"/>
         <w:smallCaps w:val="0"/>
         <w:strike w:val="0"/>
+        <w:dstrike w:val="0"/>
         <w:color w:val="000000"/>
         <w:sz w:val="24"/>
         <w:szCs w:val="24"/>
@@ -925,11 +998,6 @@
         <w:vertAlign w:val="baseline"/>
       </w:rPr>
     </w:pPr>
-    <w:r>
-      <w:rPr>
-        <w:rtl w:val="0"/>
-      </w:rPr>
-    </w:r>
   </w:p>
   <w:p xmlns:wp14="http://schemas.microsoft.com/office/word/2010/wordml" wp14:textId="77777777">
     <w:pPr>
@@ -949,8 +1017,10 @@
         <w:bCs w:val="0"/>
         <w:i w:val="0"/>
         <w:iCs w:val="0"/>
+        <w:caps w:val="0"/>
         <w:smallCaps w:val="0"/>
         <w:strike w:val="0"/>
+        <w:dstrike w:val="0"/>
         <w:color w:val="000000"/>
         <w:sz w:val="24"/>
         <w:szCs w:val="24"/>
@@ -958,11 +1028,6 @@
         <w:vertAlign w:val="baseline"/>
       </w:rPr>
     </w:pPr>
-    <w:r>
-      <w:rPr>
-        <w:rtl w:val="0"/>
-      </w:rPr>
-    </w:r>
   </w:p>
   <w:p xmlns:wp14="http://schemas.microsoft.com/office/word/2010/wordml" wp14:textId="77777777">
     <w:pPr>
@@ -972,7 +1037,6 @@
       </w:tabs>
       <w:ind w:left="0" w:right="0" w:firstLine="0"/>
       <w:jc w:val="both"/>
-      <w:rPr/>
     </w:pPr>
     <w:r>
       <w:rPr/>
@@ -1053,6 +1117,176 @@
 
 <file path=word/numbering.xml><?xml version="1.0" encoding="utf-8"?>
 <w:numbering xmlns:mc="http://schemas.openxmlformats.org/markup-compatibility/2006" xmlns:o="urn:schemas-microsoft-com:office:office" xmlns:r="http://schemas.openxmlformats.org/officeDocument/2006/relationships" xmlns:m="http://schemas.openxmlformats.org/officeDocument/2006/math" xmlns:v="urn:schemas-microsoft-com:vml" xmlns:wp="http://schemas.openxmlformats.org/drawingml/2006/wordprocessingDrawing" xmlns:w10="urn:schemas-microsoft-com:office:word" xmlns:w="http://schemas.openxmlformats.org/wordprocessingml/2006/main" xmlns:wne="http://schemas.microsoft.com/office/word/2006/wordml" xmlns:sl="http://schemas.openxmlformats.org/schemaLibrary/2006/main" xmlns:a="http://schemas.openxmlformats.org/drawingml/2006/main" xmlns:pic="http://schemas.openxmlformats.org/drawingml/2006/picture" xmlns:c="http://schemas.openxmlformats.org/drawingml/2006/chart" xmlns:lc="http://schemas.openxmlformats.org/drawingml/2006/lockedCanvas" xmlns:dgm="http://schemas.openxmlformats.org/drawingml/2006/diagram" xmlns:wps="http://schemas.microsoft.com/office/word/2010/wordprocessingShape" xmlns:wpg="http://schemas.microsoft.com/office/word/2010/wordprocessingGroup" xmlns:w14="http://schemas.microsoft.com/office/word/2010/wordml" xmlns:w15="http://schemas.microsoft.com/office/word/2012/wordml" xmlns:w16="http://schemas.microsoft.com/office/word/2018/wordml" xmlns:w16cex="http://schemas.microsoft.com/office/word/2018/wordml/cex" xmlns:w16cid="http://schemas.microsoft.com/office/word/2016/wordml/cid" xmlns="http://schemas.microsoft.com/office/tasks/2019/documenttasks" xmlns:cr="http://schemas.microsoft.com/office/comments/2020/reactions">
+  <w:abstractNum xmlns:w="http://schemas.openxmlformats.org/wordprocessingml/2006/main" w:abstractNumId="3">
+    <w:nsid w:val="27ad1e7"/>
+    <w:multiLevelType xmlns:w="http://schemas.openxmlformats.org/wordprocessingml/2006/main" w:val="hybridMultilevel"/>
+    <w:lvl xmlns:w="http://schemas.openxmlformats.org/wordprocessingml/2006/main" w:ilvl="0">
+      <w:start w:val="1"/>
+      <w:numFmt w:val="decimal"/>
+      <w:lvlText w:val="%1."/>
+      <w:lvlJc w:val="left"/>
+      <w:pPr>
+        <w:ind w:left="720" w:hanging="360"/>
+      </w:pPr>
+    </w:lvl>
+    <w:lvl xmlns:w="http://schemas.openxmlformats.org/wordprocessingml/2006/main" w:ilvl="1">
+      <w:start w:val="1"/>
+      <w:numFmt w:val="lowerLetter"/>
+      <w:lvlText w:val="%2."/>
+      <w:lvlJc w:val="left"/>
+      <w:pPr>
+        <w:ind w:left="1440" w:hanging="360"/>
+      </w:pPr>
+    </w:lvl>
+    <w:lvl xmlns:w="http://schemas.openxmlformats.org/wordprocessingml/2006/main" w:ilvl="2">
+      <w:start w:val="1"/>
+      <w:numFmt w:val="lowerRoman"/>
+      <w:lvlText w:val="%3."/>
+      <w:lvlJc w:val="right"/>
+      <w:pPr>
+        <w:ind w:left="2160" w:hanging="180"/>
+      </w:pPr>
+    </w:lvl>
+    <w:lvl xmlns:w="http://schemas.openxmlformats.org/wordprocessingml/2006/main" w:ilvl="3">
+      <w:start w:val="1"/>
+      <w:numFmt w:val="decimal"/>
+      <w:lvlText w:val="%4."/>
+      <w:lvlJc w:val="left"/>
+      <w:pPr>
+        <w:ind w:left="2880" w:hanging="360"/>
+      </w:pPr>
+    </w:lvl>
+    <w:lvl xmlns:w="http://schemas.openxmlformats.org/wordprocessingml/2006/main" w:ilvl="4">
+      <w:start w:val="1"/>
+      <w:numFmt w:val="lowerLetter"/>
+      <w:lvlText w:val="%5."/>
+      <w:lvlJc w:val="left"/>
+      <w:pPr>
+        <w:ind w:left="3600" w:hanging="360"/>
+      </w:pPr>
+    </w:lvl>
+    <w:lvl xmlns:w="http://schemas.openxmlformats.org/wordprocessingml/2006/main" w:ilvl="5">
+      <w:start w:val="1"/>
+      <w:numFmt w:val="lowerRoman"/>
+      <w:lvlText w:val="%6."/>
+      <w:lvlJc w:val="right"/>
+      <w:pPr>
+        <w:ind w:left="4320" w:hanging="180"/>
+      </w:pPr>
+    </w:lvl>
+    <w:lvl xmlns:w="http://schemas.openxmlformats.org/wordprocessingml/2006/main" w:ilvl="6">
+      <w:start w:val="1"/>
+      <w:numFmt w:val="decimal"/>
+      <w:lvlText w:val="%7."/>
+      <w:lvlJc w:val="left"/>
+      <w:pPr>
+        <w:ind w:left="5040" w:hanging="360"/>
+      </w:pPr>
+    </w:lvl>
+    <w:lvl xmlns:w="http://schemas.openxmlformats.org/wordprocessingml/2006/main" w:ilvl="7">
+      <w:start w:val="1"/>
+      <w:numFmt w:val="lowerLetter"/>
+      <w:lvlText w:val="%8."/>
+      <w:lvlJc w:val="left"/>
+      <w:pPr>
+        <w:ind w:left="5760" w:hanging="360"/>
+      </w:pPr>
+    </w:lvl>
+    <w:lvl xmlns:w="http://schemas.openxmlformats.org/wordprocessingml/2006/main" w:ilvl="8">
+      <w:start w:val="1"/>
+      <w:numFmt w:val="lowerRoman"/>
+      <w:lvlText w:val="%9."/>
+      <w:lvlJc w:val="right"/>
+      <w:pPr>
+        <w:ind w:left="6480" w:hanging="180"/>
+      </w:pPr>
+    </w:lvl>
+  </w:abstractNum>
+  <w:abstractNum xmlns:w="http://schemas.openxmlformats.org/wordprocessingml/2006/main" w:abstractNumId="2">
+    <w:nsid w:val="89c2986"/>
+    <w:multiLevelType xmlns:w="http://schemas.openxmlformats.org/wordprocessingml/2006/main" w:val="hybridMultilevel"/>
+    <w:lvl xmlns:w="http://schemas.openxmlformats.org/wordprocessingml/2006/main" w:ilvl="0">
+      <w:start w:val="1"/>
+      <w:numFmt w:val="decimal"/>
+      <w:lvlText w:val="%1."/>
+      <w:lvlJc w:val="left"/>
+      <w:pPr>
+        <w:ind w:left="720" w:hanging="360"/>
+      </w:pPr>
+    </w:lvl>
+    <w:lvl xmlns:w="http://schemas.openxmlformats.org/wordprocessingml/2006/main" w:ilvl="1">
+      <w:start w:val="1"/>
+      <w:numFmt w:val="lowerLetter"/>
+      <w:lvlText w:val="%2."/>
+      <w:lvlJc w:val="left"/>
+      <w:pPr>
+        <w:ind w:left="1440" w:hanging="360"/>
+      </w:pPr>
+    </w:lvl>
+    <w:lvl xmlns:w="http://schemas.openxmlformats.org/wordprocessingml/2006/main" w:ilvl="2">
+      <w:start w:val="1"/>
+      <w:numFmt w:val="lowerRoman"/>
+      <w:lvlText w:val="%3."/>
+      <w:lvlJc w:val="right"/>
+      <w:pPr>
+        <w:ind w:left="2160" w:hanging="180"/>
+      </w:pPr>
+    </w:lvl>
+    <w:lvl xmlns:w="http://schemas.openxmlformats.org/wordprocessingml/2006/main" w:ilvl="3">
+      <w:start w:val="1"/>
+      <w:numFmt w:val="decimal"/>
+      <w:lvlText w:val="%4."/>
+      <w:lvlJc w:val="left"/>
+      <w:pPr>
+        <w:ind w:left="2880" w:hanging="360"/>
+      </w:pPr>
+    </w:lvl>
+    <w:lvl xmlns:w="http://schemas.openxmlformats.org/wordprocessingml/2006/main" w:ilvl="4">
+      <w:start w:val="1"/>
+      <w:numFmt w:val="lowerLetter"/>
+      <w:lvlText w:val="%5."/>
+      <w:lvlJc w:val="left"/>
+      <w:pPr>
+        <w:ind w:left="3600" w:hanging="360"/>
+      </w:pPr>
+    </w:lvl>
+    <w:lvl xmlns:w="http://schemas.openxmlformats.org/wordprocessingml/2006/main" w:ilvl="5">
+      <w:start w:val="1"/>
+      <w:numFmt w:val="lowerRoman"/>
+      <w:lvlText w:val="%6."/>
+      <w:lvlJc w:val="right"/>
+      <w:pPr>
+        <w:ind w:left="4320" w:hanging="180"/>
+      </w:pPr>
+    </w:lvl>
+    <w:lvl xmlns:w="http://schemas.openxmlformats.org/wordprocessingml/2006/main" w:ilvl="6">
+      <w:start w:val="1"/>
+      <w:numFmt w:val="decimal"/>
+      <w:lvlText w:val="%7."/>
+      <w:lvlJc w:val="left"/>
+      <w:pPr>
+        <w:ind w:left="5040" w:hanging="360"/>
+      </w:pPr>
+    </w:lvl>
+    <w:lvl xmlns:w="http://schemas.openxmlformats.org/wordprocessingml/2006/main" w:ilvl="7">
+      <w:start w:val="1"/>
+      <w:numFmt w:val="lowerLetter"/>
+      <w:lvlText w:val="%8."/>
+      <w:lvlJc w:val="left"/>
+      <w:pPr>
+        <w:ind w:left="5760" w:hanging="360"/>
+      </w:pPr>
+    </w:lvl>
+    <w:lvl xmlns:w="http://schemas.openxmlformats.org/wordprocessingml/2006/main" w:ilvl="8">
+      <w:start w:val="1"/>
+      <w:numFmt w:val="lowerRoman"/>
+      <w:lvlText w:val="%9."/>
+      <w:lvlJc w:val="right"/>
+      <w:pPr>
+        <w:ind w:left="6480" w:hanging="180"/>
+      </w:pPr>
+    </w:lvl>
+  </w:abstractNum>
   <w:abstractNum w:abstractNumId="1">
     <w:lvl w:ilvl="0">
       <w:start w:val="1"/>
@@ -1164,6 +1398,12 @@
     </w:lvl>
     <w:nsid w:val="14568f5e"/>
   </w:abstractNum>
+  <w:num w:numId="3">
+    <w:abstractNumId w:val="3"/>
+  </w:num>
+  <w:num w:numId="2">
+    <w:abstractNumId w:val="2"/>
+  </w:num>
   <w:num w:numId="1">
     <w:abstractNumId w:val="1"/>
   </w:num>
@@ -1508,6 +1748,44 @@
       </w:tblCellMar>
     </w:tblPr>
   </w:style>
+  <w:style w:type="paragraph" w:styleId="ListParagraph">
+    <w:uiPriority w:val="34"/>
+    <w:name w:val="List Paragraph"/>
+    <w:basedOn w:val="Normal"/>
+    <w:qFormat/>
+    <w:rsid w:val="558FEF26"/>
+    <w:pPr>
+      <w:spacing/>
+      <w:ind w:left="720"/>
+      <w:contextualSpacing/>
+    </w:pPr>
+  </w:style>
+  <w:style xmlns:w="http://schemas.openxmlformats.org/wordprocessingml/2006/main" w:type="table" w:styleId="TableGrid">
+    <w:name xmlns:w="http://schemas.openxmlformats.org/wordprocessingml/2006/main" w:val="Table Grid"/>
+    <w:basedOn xmlns:w="http://schemas.openxmlformats.org/wordprocessingml/2006/main" w:val="TableNormal"/>
+    <w:uiPriority xmlns:w="http://schemas.openxmlformats.org/wordprocessingml/2006/main" w:val="59"/>
+    <w:rsid xmlns:w="http://schemas.openxmlformats.org/wordprocessingml/2006/main" w:val="00FB4123"/>
+    <w:pPr xmlns:w="http://schemas.openxmlformats.org/wordprocessingml/2006/main">
+      <w:spacing w:after="0" w:line="240" w:lineRule="auto"/>
+    </w:pPr>
+    <w:tblPr xmlns:w="http://schemas.openxmlformats.org/wordprocessingml/2006/main">
+      <w:tblInd w:w="0" w:type="dxa"/>
+      <w:tblBorders>
+        <w:top w:val="single" w:color="000000" w:themeColor="text1" w:sz="4" w:space="0"/>
+        <w:left w:val="single" w:color="000000" w:themeColor="text1" w:sz="4" w:space="0"/>
+        <w:bottom w:val="single" w:color="000000" w:themeColor="text1" w:sz="4" w:space="0"/>
+        <w:right w:val="single" w:color="000000" w:themeColor="text1" w:sz="4" w:space="0"/>
+        <w:insideH w:val="single" w:color="000000" w:themeColor="text1" w:sz="4" w:space="0"/>
+        <w:insideV w:val="single" w:color="000000" w:themeColor="text1" w:sz="4" w:space="0"/>
+      </w:tblBorders>
+      <w:tblCellMar>
+        <w:top w:w="0" w:type="dxa"/>
+        <w:left w:w="108" w:type="dxa"/>
+        <w:bottom w:w="0" w:type="dxa"/>
+        <w:right w:w="108" w:type="dxa"/>
+      </w:tblCellMar>
+    </w:tblPr>
+  </w:style>
 </w:styles>
 </file>
 
